--- a/testakten/insolvenzanfechtung-vorsatzanfechtung-finanzamt-ratenzahlung-augsburg/01_vermerk_anfechtungspruefung_2026-05-20.docx
+++ b/testakten/insolvenzanfechtung-vorsatzanfechtung-finanzamt-ratenzahlung-augsburg/01_vermerk_anfechtungspruefung_2026-05-20.docx
@@ -5,16 +5,20 @@
     <w:p>
       <w:pPr>
         <w:pStyle w:val="Heading1"/>
+        <w:spacing w:after="160" w:line="259" w:lineRule="auto"/>
       </w:pPr>
       <w:r>
         <w:rPr>
           <w:rFonts w:ascii="Times New Roman" w:hAnsi="Times New Roman"/>
+          <w:b/>
+          <w:sz w:val="28"/>
         </w:rPr>
         <w:t>Interner Vermerk</w:t>
       </w:r>
     </w:p>
     <w:p>
       <w:pPr>
+        <w:spacing w:line="259" w:lineRule="auto" w:after="60"/>
         <w:jc w:val="left"/>
       </w:pPr>
       <w:r>
@@ -29,41 +33,64 @@
     </w:p>
     <w:p>
       <w:pPr>
+        <w:spacing w:line="259" w:lineRule="auto" w:after="60"/>
         <w:jc w:val="left"/>
       </w:pPr>
       <w:r>
+        <w:rPr>
+          <w:rFonts w:ascii="Times New Roman" w:hAnsi="Times New Roman"/>
+          <w:b w:val="0"/>
+          <w:i w:val="0"/>
+          <w:sz w:val="22"/>
+        </w:rPr>
         <w:t>Aktenzeichen: 072/26 BR · Verfahren: Lechtal Spedition und Logistik GmbH, AG Augsburg 5 IN 71/26</w:t>
       </w:r>
     </w:p>
     <w:p>
       <w:pPr>
+        <w:spacing w:before="120" w:after="60" w:line="259" w:lineRule="auto"/>
         <w:jc w:val="left"/>
       </w:pPr>
       <w:r>
+        <w:rPr>
+          <w:rFonts w:ascii="Times New Roman" w:hAnsi="Times New Roman"/>
+          <w:b/>
+          <w:sz w:val="22"/>
+        </w:rPr>
         <w:t>Augsburg, 20. Mai 2026</w:t>
       </w:r>
     </w:p>
     <w:p>
       <w:pPr>
+        <w:spacing w:before="120" w:after="60" w:line="259" w:lineRule="auto"/>
         <w:jc w:val="left"/>
       </w:pPr>
       <w:r>
+        <w:rPr>
+          <w:rFonts w:ascii="Times New Roman" w:hAnsi="Times New Roman"/>
+          <w:b/>
+          <w:sz w:val="22"/>
+        </w:rPr>
         <w:t>Verfasser: Dr. Brettschneider · Verteiler: Handakte Anfechtung Finanzamt</w:t>
       </w:r>
     </w:p>
     <w:p>
       <w:pPr>
         <w:pStyle w:val="Heading2"/>
+        <w:spacing w:before="120" w:after="60" w:line="259" w:lineRule="auto"/>
       </w:pPr>
       <w:r>
         <w:rPr>
           <w:rFonts w:ascii="Times New Roman" w:hAnsi="Times New Roman"/>
+          <w:b/>
+          <w:sz w:val="22"/>
         </w:rPr>
         <w:t>1 Gegenstand</w:t>
       </w:r>
     </w:p>
     <w:p>
       <w:pPr>
+        <w:spacing w:line="259" w:lineRule="auto" w:after="60"/>
         <w:jc w:val="left"/>
       </w:pPr>
       <w:r>
@@ -73,16 +100,20 @@
     <w:p>
       <w:pPr>
         <w:pStyle w:val="Heading2"/>
+        <w:spacing w:before="120" w:after="60" w:line="259" w:lineRule="auto"/>
       </w:pPr>
       <w:r>
         <w:rPr>
           <w:rFonts w:ascii="Times New Roman" w:hAnsi="Times New Roman"/>
+          <w:b/>
+          <w:sz w:val="22"/>
         </w:rPr>
         <w:t>2 Sachverhalt in Kurzform</w:t>
       </w:r>
     </w:p>
     <w:p>
       <w:pPr>
+        <w:spacing w:line="259" w:lineRule="auto" w:after="60"/>
         <w:jc w:val="left"/>
       </w:pPr>
       <w:r>
@@ -91,6 +122,7 @@
     </w:p>
     <w:p>
       <w:pPr>
+        <w:spacing w:line="259" w:lineRule="auto" w:after="60"/>
         <w:jc w:val="left"/>
       </w:pPr>
       <w:r>
@@ -99,6 +131,7 @@
     </w:p>
     <w:p>
       <w:pPr>
+        <w:spacing w:line="259" w:lineRule="auto" w:after="60"/>
         <w:jc w:val="left"/>
       </w:pPr>
       <w:r>
@@ -107,6 +140,7 @@
     </w:p>
     <w:p>
       <w:pPr>
+        <w:spacing w:line="259" w:lineRule="auto" w:after="60"/>
         <w:jc w:val="left"/>
       </w:pPr>
       <w:r>
@@ -116,6 +150,7 @@
     <w:p>
       <w:pPr>
         <w:pStyle w:val="Heading2"/>
+        <w:spacing w:line="259" w:lineRule="auto" w:after="60"/>
       </w:pPr>
       <w:r>
         <w:rPr>
@@ -126,6 +161,7 @@
     </w:p>
     <w:p>
       <w:pPr>
+        <w:spacing w:line="259" w:lineRule="auto" w:after="60"/>
         <w:jc w:val="left"/>
       </w:pPr>
       <w:r>
@@ -134,6 +170,7 @@
     </w:p>
     <w:p>
       <w:pPr>
+        <w:spacing w:line="259" w:lineRule="auto" w:after="60"/>
         <w:jc w:val="left"/>
       </w:pPr>
       <w:r>
@@ -142,6 +179,7 @@
     </w:p>
     <w:p>
       <w:pPr>
+        <w:spacing w:line="259" w:lineRule="auto" w:after="60"/>
         <w:jc w:val="left"/>
       </w:pPr>
       <w:r>
@@ -151,6 +189,7 @@
     <w:p>
       <w:pPr>
         <w:pStyle w:val="Heading2"/>
+        <w:spacing w:line="259" w:lineRule="auto" w:after="60"/>
       </w:pPr>
       <w:r>
         <w:rPr>
@@ -161,6 +200,7 @@
     </w:p>
     <w:p>
       <w:pPr>
+        <w:spacing w:line="259" w:lineRule="auto" w:after="60"/>
         <w:jc w:val="left"/>
       </w:pPr>
       <w:r>
@@ -169,6 +209,7 @@
     </w:p>
     <w:p>
       <w:pPr>
+        <w:spacing w:line="259" w:lineRule="auto" w:after="60"/>
         <w:jc w:val="left"/>
       </w:pPr>
       <w:r>
@@ -177,6 +218,7 @@
     </w:p>
     <w:p>
       <w:pPr>
+        <w:spacing w:line="259" w:lineRule="auto" w:after="60"/>
         <w:jc w:val="left"/>
       </w:pPr>
       <w:r>
@@ -185,6 +227,7 @@
     </w:p>
     <w:p>
       <w:pPr>
+        <w:spacing w:line="259" w:lineRule="auto" w:after="60"/>
         <w:jc w:val="left"/>
       </w:pPr>
       <w:r>
@@ -192,13 +235,58 @@
       </w:r>
     </w:p>
     <w:sectPr>
+      <w:headerReference w:type="default" r:id="rId9"/>
+      <w:footerReference w:type="default" r:id="rId10"/>
       <w:pgSz w:w="11906" w:h="16838"/>
-      <w:pgMar w:top="1417" w:right="1417" w:bottom="1417" w:left="1417" w:header="720" w:footer="720" w:gutter="0"/>
+      <w:pgMar w:top="1191" w:right="1247" w:bottom="1134" w:left="1361" w:header="720" w:footer="720" w:gutter="0"/>
       <w:cols w:space="720"/>
       <w:docGrid w:linePitch="360"/>
     </w:sectPr>
   </w:body>
 </w:document>
+</file>
+
+<file path=word/footer1.xml><?xml version="1.0" encoding="utf-8"?>
+<w:ftr xmlns:m="http://schemas.openxmlformats.org/officeDocument/2006/math" xmlns:mc="http://schemas.openxmlformats.org/markup-compatibility/2006" xmlns:mo="http://schemas.microsoft.com/office/mac/office/2008/main" xmlns:mv="urn:schemas-microsoft-com:mac:vml" xmlns:o="urn:schemas-microsoft-com:office:office" xmlns:r="http://schemas.openxmlformats.org/officeDocument/2006/relationships" xmlns:v="urn:schemas-microsoft-com:vml" xmlns:w10="urn:schemas-microsoft-com:office:word" xmlns:w14="http://schemas.microsoft.com/office/word/2010/wordml" xmlns:w="http://schemas.openxmlformats.org/wordprocessingml/2006/main" xmlns:wne="http://schemas.microsoft.com/office/word/2006/wordml" xmlns:wp14="http://schemas.microsoft.com/office/word/2010/wordprocessingDrawing" xmlns:wp="http://schemas.openxmlformats.org/drawingml/2006/wordprocessingDrawing" xmlns:wpc="http://schemas.microsoft.com/office/word/2010/wordprocessingCanvas" xmlns:wpg="http://schemas.microsoft.com/office/word/2010/wordprocessingGroup" xmlns:wpi="http://schemas.microsoft.com/office/word/2010/wordprocessingInk" xmlns:wps="http://schemas.microsoft.com/office/word/2010/wordprocessingShape" mc:Ignorable="w14 wp14">
+  <w:p>
+    <w:pPr>
+      <w:pStyle w:val="Footer"/>
+      <w:jc w:val="left"/>
+    </w:pPr>
+    <w:r/>
+    <w:r>
+      <w:rPr>
+        <w:rFonts w:ascii="Times New Roman" w:hAnsi="Times New Roman"/>
+        <w:b w:val="0"/>
+        <w:color w:val="777777"/>
+        <w:sz w:val="17"/>
+      </w:rPr>
+      <w:t>Vertraulich | Bearbeitungsstand Juli 2026 | nur zur Aktenbearbeitung</w:t>
+    </w:r>
+  </w:p>
+</w:ftr>
+</file>
+
+<file path=word/header1.xml><?xml version="1.0" encoding="utf-8"?>
+<w:hdr xmlns:m="http://schemas.openxmlformats.org/officeDocument/2006/math" xmlns:mc="http://schemas.openxmlformats.org/markup-compatibility/2006" xmlns:mo="http://schemas.microsoft.com/office/mac/office/2008/main" xmlns:mv="urn:schemas-microsoft-com:mac:vml" xmlns:o="urn:schemas-microsoft-com:office:office" xmlns:r="http://schemas.openxmlformats.org/officeDocument/2006/relationships" xmlns:v="urn:schemas-microsoft-com:vml" xmlns:w10="urn:schemas-microsoft-com:office:word" xmlns:w14="http://schemas.microsoft.com/office/word/2010/wordml" xmlns:w="http://schemas.openxmlformats.org/wordprocessingml/2006/main" xmlns:wne="http://schemas.microsoft.com/office/word/2006/wordml" xmlns:wp14="http://schemas.microsoft.com/office/word/2010/wordprocessingDrawing" xmlns:wp="http://schemas.openxmlformats.org/drawingml/2006/wordprocessingDrawing" xmlns:wpc="http://schemas.microsoft.com/office/word/2010/wordprocessingCanvas" xmlns:wpg="http://schemas.microsoft.com/office/word/2010/wordprocessingGroup" xmlns:wpi="http://schemas.microsoft.com/office/word/2010/wordprocessingInk" xmlns:wps="http://schemas.microsoft.com/office/word/2010/wordprocessingShape" mc:Ignorable="w14 wp14">
+  <w:p>
+    <w:pPr>
+      <w:pStyle w:val="Header"/>
+      <w:jc w:val="left"/>
+    </w:pPr>
+    <w:r/>
+    <w:r>
+      <w:rPr>
+        <w:rFonts w:ascii="Times New Roman" w:hAnsi="Times New Roman"/>
+        <w:b w:val="0"/>
+        <w:i w:val="0"/>
+        <w:color w:val="666666"/>
+        <w:sz w:val="17"/>
+      </w:rPr>
+      <w:t>Lindenhof und Partner mbB | Insolvenz- und Restrukturierungsakte | Bearbeitungsstand Juli 2026</w:t>
+    </w:r>
+  </w:p>
+</w:hdr>
 </file>
 
 <file path=word/numbering.xml><?xml version="1.0" encoding="utf-8"?>
@@ -915,11 +1003,12 @@
       <w:contextualSpacing/>
     </w:pPr>
     <w:rPr>
-      <w:rFonts w:asciiTheme="majorHAnsi" w:eastAsiaTheme="majorEastAsia" w:hAnsiTheme="majorHAnsi" w:cstheme="majorBidi"/>
+      <w:rFonts w:asciiTheme="majorHAnsi" w:eastAsiaTheme="majorEastAsia" w:hAnsiTheme="majorHAnsi" w:cstheme="majorBidi" w:ascii="Times New Roman" w:hAnsi="Times New Roman"/>
+      <w:b/>
       <w:color w:val="17365D" w:themeColor="text2" w:themeShade="BF"/>
       <w:spacing w:val="5"/>
       <w:kern w:val="28"/>
-      <w:sz w:val="52"/>
+      <w:sz w:val="30"/>
       <w:szCs w:val="52"/>
     </w:rPr>
   </w:style>
